--- a/Lab_1/lab_1_protsenko_kb241.docx
+++ b/Lab_1/lab_1_protsenko_kb241.docx
@@ -344,27 +344,7 @@
           <w:szCs w:val="28"/>
           <w:lang w:val="uk-UA"/>
         </w:rPr>
-        <w:t>Напишіть програму, яка прочитає рядок із System.in і виведе повідомлення: "</w:t>
-      </w:r>
-      <w:proofErr w:type="spellStart"/>
-      <w:r>
-        <w:rPr>
-          <w:rFonts w:ascii="Times New Roman" w:hAnsi="Times New Roman" w:cs="Times New Roman"/>
-          <w:sz w:val="28"/>
-          <w:szCs w:val="28"/>
-          <w:lang w:val="uk-UA"/>
-        </w:rPr>
-        <w:t>Hello</w:t>
-      </w:r>
-      <w:proofErr w:type="spellEnd"/>
-      <w:r>
-        <w:rPr>
-          <w:rFonts w:ascii="Times New Roman" w:hAnsi="Times New Roman" w:cs="Times New Roman"/>
-          <w:sz w:val="28"/>
-          <w:szCs w:val="28"/>
-          <w:lang w:val="uk-UA"/>
-        </w:rPr>
-        <w:t>, прочитаний рядок". Якщо у вхідному рядку кілька слів, потрібно надрукувати їх усі.</w:t>
+        <w:t>Напишіть програму, яка прочитає рядок із System.in і виведе повідомлення: "Hello, прочитаний рядок". Якщо у вхідному рядку кілька слів, потрібно надрукувати їх усі.</w:t>
       </w:r>
     </w:p>
     <w:p>
@@ -971,7 +951,7 @@
           <w:rFonts w:ascii="Times New Roman" w:hAnsi="Times New Roman" w:cs="Times New Roman"/>
           <w:sz w:val="28"/>
           <w:szCs w:val="28"/>
-          <w:lang w:val="uk-UA"/>
+          <w:lang w:val="en-US"/>
         </w:rPr>
       </w:pPr>
     </w:p>
@@ -1981,47 +1961,7 @@
           <w:lang w:val="uk-UA"/>
         </w:rPr>
         <w:lastRenderedPageBreak/>
-        <w:t xml:space="preserve">Напишіть просту програму, яка запитує кількість незнайомців, з якими потрібно зустрітися, </w:t>
-      </w:r>
-      <w:proofErr w:type="spellStart"/>
-      <w:r>
-        <w:rPr>
-          <w:rFonts w:ascii="Times New Roman" w:hAnsi="Times New Roman" w:cs="Times New Roman"/>
-          <w:sz w:val="28"/>
-          <w:szCs w:val="28"/>
-          <w:lang w:val="uk-UA"/>
-        </w:rPr>
-        <w:t>рядково</w:t>
-      </w:r>
-      <w:proofErr w:type="spellEnd"/>
-      <w:r>
-        <w:rPr>
-          <w:rFonts w:ascii="Times New Roman" w:hAnsi="Times New Roman" w:cs="Times New Roman"/>
-          <w:sz w:val="28"/>
-          <w:szCs w:val="28"/>
-          <w:lang w:val="uk-UA"/>
-        </w:rPr>
-        <w:t xml:space="preserve"> читає імена незнайомців, по рядках виводить: "</w:t>
-      </w:r>
-      <w:proofErr w:type="spellStart"/>
-      <w:r>
-        <w:rPr>
-          <w:rFonts w:ascii="Times New Roman" w:hAnsi="Times New Roman" w:cs="Times New Roman"/>
-          <w:sz w:val="28"/>
-          <w:szCs w:val="28"/>
-          <w:lang w:val="uk-UA"/>
-        </w:rPr>
-        <w:t>Hello</w:t>
-      </w:r>
-      <w:proofErr w:type="spellEnd"/>
-      <w:r>
-        <w:rPr>
-          <w:rFonts w:ascii="Times New Roman" w:hAnsi="Times New Roman" w:cs="Times New Roman"/>
-          <w:sz w:val="28"/>
-          <w:szCs w:val="28"/>
-          <w:lang w:val="uk-UA"/>
-        </w:rPr>
-        <w:t>, (ім'я незнайомця)" для кожного незнайомця. Доповнити програму перевірками на кількість, що є від’ємною, та рівна 0.</w:t>
+        <w:t>Напишіть просту програму, яка запитує кількість незнайомців, з якими потрібно зустрітися, рядково читає імена незнайомців, по рядках виводить: "Hello, (ім'я незнайомця)" для кожного незнайомця. Доповнити програму перевірками на кількість, що є від’ємною, та рівна 0.</w:t>
       </w:r>
     </w:p>
     <w:p>
@@ -2519,47 +2459,7 @@
           <w:szCs w:val="28"/>
           <w:lang w:val="uk-UA"/>
         </w:rPr>
-        <w:t xml:space="preserve">Програма читає a, b, h </w:t>
-      </w:r>
-      <w:proofErr w:type="spellStart"/>
-      <w:r>
-        <w:rPr>
-          <w:rFonts w:ascii="Times New Roman" w:hAnsi="Times New Roman" w:cs="Times New Roman"/>
-          <w:sz w:val="28"/>
-          <w:szCs w:val="28"/>
-          <w:lang w:val="uk-UA"/>
-        </w:rPr>
-        <w:t>рядково</w:t>
-      </w:r>
-      <w:proofErr w:type="spellEnd"/>
-      <w:r>
-        <w:rPr>
-          <w:rFonts w:ascii="Times New Roman" w:hAnsi="Times New Roman" w:cs="Times New Roman"/>
-          <w:sz w:val="28"/>
-          <w:szCs w:val="28"/>
-          <w:lang w:val="uk-UA"/>
-        </w:rPr>
-        <w:t xml:space="preserve">. Вхідні значення гарантовано є </w:t>
-      </w:r>
-      <w:proofErr w:type="spellStart"/>
-      <w:r>
-        <w:rPr>
-          <w:rFonts w:ascii="Times New Roman" w:hAnsi="Times New Roman" w:cs="Times New Roman"/>
-          <w:sz w:val="28"/>
-          <w:szCs w:val="28"/>
-          <w:lang w:val="uk-UA"/>
-        </w:rPr>
-        <w:t>додатніми</w:t>
-      </w:r>
-      <w:proofErr w:type="spellEnd"/>
-      <w:r>
-        <w:rPr>
-          <w:rFonts w:ascii="Times New Roman" w:hAnsi="Times New Roman" w:cs="Times New Roman"/>
-          <w:sz w:val="28"/>
-          <w:szCs w:val="28"/>
-          <w:lang w:val="uk-UA"/>
-        </w:rPr>
-        <w:t xml:space="preserve"> цілими числами.</w:t>
+        <w:t>Програма читає a, b, h рядково. Вхідні значення гарантовано є додатніми цілими числами.</w:t>
       </w:r>
       <w:r>
         <w:rPr>
@@ -2577,19 +2477,8 @@
           <w:szCs w:val="28"/>
           <w:lang w:val="uk-UA"/>
         </w:rPr>
-        <w:t xml:space="preserve">Якщо равлик не може дістатися до вершини дерева, має виводитися повідомлення: </w:t>
-      </w:r>
-      <w:proofErr w:type="spellStart"/>
-      <w:r>
-        <w:rPr>
-          <w:rFonts w:ascii="Times New Roman" w:hAnsi="Times New Roman" w:cs="Times New Roman"/>
-          <w:sz w:val="28"/>
-          <w:szCs w:val="28"/>
-          <w:lang w:val="uk-UA"/>
-        </w:rPr>
-        <w:t>Impossible</w:t>
-      </w:r>
-      <w:proofErr w:type="spellEnd"/>
+        <w:t>Якщо равлик не може дістатися до вершини дерева, має виводитися повідомлення: Impossible</w:t>
+      </w:r>
     </w:p>
     <w:p>
       <w:pPr>
@@ -6773,7 +6662,6 @@
         <w:lastRenderedPageBreak/>
         <w:t xml:space="preserve">Напишіть програму, що містить метод </w:t>
       </w:r>
-      <w:proofErr w:type="spellStart"/>
       <w:r>
         <w:rPr>
           <w:rFonts w:ascii="Times New Roman" w:hAnsi="Times New Roman" w:cs="Times New Roman"/>
@@ -6783,7 +6671,6 @@
         </w:rPr>
         <w:t>getSumCheckArray</w:t>
       </w:r>
-      <w:proofErr w:type="spellEnd"/>
       <w:r>
         <w:rPr>
           <w:rFonts w:ascii="Times New Roman" w:hAnsi="Times New Roman" w:cs="Times New Roman"/>
@@ -7330,7 +7217,6 @@
         <w:lastRenderedPageBreak/>
         <w:t xml:space="preserve">Напишіть програму, що містить метод </w:t>
       </w:r>
-      <w:proofErr w:type="spellStart"/>
       <w:r>
         <w:rPr>
           <w:rFonts w:ascii="Times New Roman" w:hAnsi="Times New Roman" w:cs="Times New Roman"/>
@@ -7340,7 +7226,6 @@
         </w:rPr>
         <w:t>removeLocalMaxima</w:t>
       </w:r>
-      <w:proofErr w:type="spellEnd"/>
       <w:r>
         <w:rPr>
           <w:rFonts w:ascii="Times New Roman" w:hAnsi="Times New Roman" w:cs="Times New Roman"/>
@@ -7896,7 +7781,6 @@
         </w:rPr>
         <w:t xml:space="preserve"> </w:t>
       </w:r>
-      <w:proofErr w:type="spellStart"/>
       <w:r>
         <w:rPr>
           <w:rFonts w:ascii="Times New Roman" w:hAnsi="Times New Roman" w:cs="Times New Roman"/>
@@ -7906,7 +7790,6 @@
         </w:rPr>
         <w:t>cycleSwap</w:t>
       </w:r>
-      <w:proofErr w:type="spellEnd"/>
       <w:r>
         <w:rPr>
           <w:rFonts w:ascii="Times New Roman" w:hAnsi="Times New Roman" w:cs="Times New Roman"/>
@@ -7997,7 +7880,6 @@
         </w:rPr>
         <w:t xml:space="preserve"> </w:t>
       </w:r>
-      <w:proofErr w:type="spellStart"/>
       <w:r>
         <w:rPr>
           <w:rFonts w:ascii="Times New Roman" w:hAnsi="Times New Roman" w:cs="Times New Roman"/>
@@ -8007,7 +7889,6 @@
         </w:rPr>
         <w:t>cycleSwap</w:t>
       </w:r>
-      <w:proofErr w:type="spellEnd"/>
       <w:r>
         <w:rPr>
           <w:rFonts w:ascii="Times New Roman" w:hAnsi="Times New Roman" w:cs="Times New Roman"/>
@@ -8017,7 +7898,6 @@
         </w:rPr>
         <w:t>(</w:t>
       </w:r>
-      <w:proofErr w:type="gramStart"/>
       <w:r>
         <w:rPr>
           <w:rFonts w:ascii="Times New Roman" w:hAnsi="Times New Roman" w:cs="Times New Roman"/>
@@ -8034,17 +7914,7 @@
           <w:szCs w:val="28"/>
           <w:lang w:val="uk-UA"/>
         </w:rPr>
-        <w:t>[</w:t>
-      </w:r>
-      <w:proofErr w:type="gramEnd"/>
-      <w:r>
-        <w:rPr>
-          <w:rFonts w:ascii="Times New Roman" w:hAnsi="Times New Roman" w:cs="Times New Roman"/>
-          <w:sz w:val="28"/>
-          <w:szCs w:val="28"/>
-          <w:lang w:val="uk-UA"/>
-        </w:rPr>
-        <w:t xml:space="preserve">] </w:t>
+        <w:t xml:space="preserve">[] </w:t>
       </w:r>
       <w:r>
         <w:rPr>
@@ -8914,7 +8784,6 @@
         </w:rPr>
         <w:t xml:space="preserve">Посилання на </w:t>
       </w:r>
-      <w:proofErr w:type="spellStart"/>
       <w:r>
         <w:rPr>
           <w:rFonts w:ascii="Times New Roman" w:hAnsi="Times New Roman" w:cs="Times New Roman"/>
@@ -8924,7 +8793,6 @@
         </w:rPr>
         <w:t>github</w:t>
       </w:r>
-      <w:proofErr w:type="spellEnd"/>
       <w:r>
         <w:rPr>
           <w:rFonts w:ascii="Times New Roman" w:hAnsi="Times New Roman" w:cs="Times New Roman"/>
@@ -8949,6 +8817,7 @@
       <w:hyperlink r:id="rId45" w:history="1">
         <w:r>
           <w:rPr>
+            <w:rStyle w:val="ae"/>
             <w:lang w:val="uk-UA"/>
           </w:rPr>
           <w:t xml:space="preserve"> </w:t>
@@ -8973,7 +8842,6 @@
           </w:rPr>
           <w:t>://</w:t>
         </w:r>
-        <w:proofErr w:type="spellStart"/>
         <w:r>
           <w:rPr>
             <w:rStyle w:val="ae"/>
@@ -8984,7 +8852,6 @@
           </w:rPr>
           <w:t>github</w:t>
         </w:r>
-        <w:proofErr w:type="spellEnd"/>
         <w:r>
           <w:rPr>
             <w:rStyle w:val="ae"/>
@@ -9015,7 +8882,6 @@
           </w:rPr>
           <w:t>/</w:t>
         </w:r>
-        <w:proofErr w:type="spellStart"/>
         <w:r>
           <w:rPr>
             <w:rStyle w:val="ae"/>
@@ -9026,7 +8892,6 @@
           </w:rPr>
           <w:t>jekaproc</w:t>
         </w:r>
-        <w:proofErr w:type="spellEnd"/>
         <w:r>
           <w:rPr>
             <w:rStyle w:val="ae"/>
@@ -9125,37 +8990,7 @@
             <w:szCs w:val="28"/>
             <w:lang w:val="en-US"/>
           </w:rPr>
-          <w:t>Lab</w:t>
-        </w:r>
-        <w:r>
-          <w:rPr>
-            <w:rStyle w:val="ae"/>
-            <w:rFonts w:ascii="Times New Roman" w:hAnsi="Times New Roman" w:cs="Times New Roman"/>
-            <w:sz w:val="28"/>
-            <w:szCs w:val="28"/>
-            <w:lang w:val="uk-UA"/>
-          </w:rPr>
-          <w:t>01</w:t>
-        </w:r>
-        <w:r>
-          <w:rPr>
-            <w:rStyle w:val="ae"/>
-            <w:rFonts w:ascii="Times New Roman" w:hAnsi="Times New Roman" w:cs="Times New Roman"/>
-            <w:sz w:val="28"/>
-            <w:szCs w:val="28"/>
-            <w:lang w:val="uk-UA"/>
-          </w:rPr>
-          <w:t>/</w:t>
-        </w:r>
-        <w:r>
-          <w:rPr>
-            <w:rStyle w:val="ae"/>
-            <w:rFonts w:ascii="Times New Roman" w:hAnsi="Times New Roman" w:cs="Times New Roman"/>
-            <w:sz w:val="28"/>
-            <w:szCs w:val="28"/>
-            <w:lang w:val="en-US"/>
-          </w:rPr>
-          <w:t>blob</w:t>
+          <w:t>tree</w:t>
         </w:r>
         <w:r>
           <w:rPr>
@@ -9187,59 +9022,27 @@
           </w:rPr>
           <w:t>/</w:t>
         </w:r>
-        <w:r>
-          <w:rPr>
-            <w:rStyle w:val="ae"/>
-            <w:rFonts w:ascii="Times New Roman" w:hAnsi="Times New Roman" w:cs="Times New Roman"/>
-            <w:sz w:val="28"/>
-            <w:szCs w:val="28"/>
-            <w:lang w:val="en-US"/>
-          </w:rPr>
-          <w:t>topic</w:t>
-        </w:r>
-        <w:r>
-          <w:rPr>
-            <w:rStyle w:val="ae"/>
-            <w:rFonts w:ascii="Times New Roman" w:hAnsi="Times New Roman" w:cs="Times New Roman"/>
-            <w:sz w:val="28"/>
-            <w:szCs w:val="28"/>
-            <w:lang w:val="uk-UA"/>
-          </w:rPr>
-          <w:t>_01/</w:t>
-        </w:r>
-        <w:r>
-          <w:rPr>
-            <w:rStyle w:val="ae"/>
-            <w:rFonts w:ascii="Times New Roman" w:hAnsi="Times New Roman" w:cs="Times New Roman"/>
-            <w:sz w:val="28"/>
-            <w:szCs w:val="28"/>
-            <w:lang w:val="en-US"/>
-          </w:rPr>
-          <w:t>task</w:t>
-        </w:r>
-        <w:r>
-          <w:rPr>
-            <w:rStyle w:val="ae"/>
-            <w:rFonts w:ascii="Times New Roman" w:hAnsi="Times New Roman" w:cs="Times New Roman"/>
-            <w:sz w:val="28"/>
-            <w:szCs w:val="28"/>
-            <w:lang w:val="uk-UA"/>
-          </w:rPr>
-          <w:t>01.</w:t>
-        </w:r>
-        <w:proofErr w:type="spellStart"/>
-        <w:r>
-          <w:rPr>
-            <w:rStyle w:val="ae"/>
-            <w:rFonts w:ascii="Times New Roman" w:hAnsi="Times New Roman" w:cs="Times New Roman"/>
-            <w:sz w:val="28"/>
-            <w:szCs w:val="28"/>
-            <w:lang w:val="en-US"/>
-          </w:rPr>
-          <w:t>py</w:t>
-        </w:r>
-        <w:proofErr w:type="spellEnd"/>
       </w:hyperlink>
+      <w:r>
+        <w:rPr>
+          <w:rStyle w:val="ae"/>
+          <w:rFonts w:ascii="Times New Roman" w:hAnsi="Times New Roman" w:cs="Times New Roman"/>
+          <w:sz w:val="28"/>
+          <w:szCs w:val="28"/>
+          <w:lang w:val="en-US"/>
+        </w:rPr>
+        <w:t>Lab</w:t>
+      </w:r>
+      <w:r>
+        <w:rPr>
+          <w:rStyle w:val="ae"/>
+          <w:rFonts w:ascii="Times New Roman" w:hAnsi="Times New Roman" w:cs="Times New Roman"/>
+          <w:sz w:val="28"/>
+          <w:szCs w:val="28"/>
+          <w:lang w:val="uk-UA"/>
+        </w:rPr>
+        <w:t>_01</w:t>
+      </w:r>
     </w:p>
     <w:p>
       <w:pPr>
@@ -9312,19 +9115,8 @@
           <w:szCs w:val="28"/>
           <w:lang w:val="uk-UA"/>
         </w:rPr>
-        <w:t xml:space="preserve"> мовою </w:t>
-      </w:r>
-      <w:proofErr w:type="spellStart"/>
-      <w:r>
-        <w:rPr>
-          <w:rFonts w:ascii="Times New Roman" w:hAnsi="Times New Roman" w:cs="Times New Roman"/>
-          <w:sz w:val="28"/>
-          <w:szCs w:val="28"/>
-          <w:lang w:val="uk-UA"/>
-        </w:rPr>
-        <w:t>Java</w:t>
-      </w:r>
-      <w:proofErr w:type="spellEnd"/>
+        <w:t xml:space="preserve"> мовою Java</w:t>
+      </w:r>
       <w:r>
         <w:rPr>
           <w:rFonts w:ascii="Times New Roman" w:hAnsi="Times New Roman" w:cs="Times New Roman"/>
@@ -9449,27 +9241,7 @@
           <w:szCs w:val="28"/>
           <w:lang w:val="uk-UA"/>
         </w:rPr>
-        <w:t xml:space="preserve"> стандартні класи бібліотеки </w:t>
-      </w:r>
-      <w:proofErr w:type="spellStart"/>
-      <w:r>
-        <w:rPr>
-          <w:rFonts w:ascii="Times New Roman" w:hAnsi="Times New Roman" w:cs="Times New Roman"/>
-          <w:sz w:val="28"/>
-          <w:szCs w:val="28"/>
-          <w:lang w:val="uk-UA"/>
-        </w:rPr>
-        <w:t>Java</w:t>
-      </w:r>
-      <w:proofErr w:type="spellEnd"/>
-      <w:r>
-        <w:rPr>
-          <w:rFonts w:ascii="Times New Roman" w:hAnsi="Times New Roman" w:cs="Times New Roman"/>
-          <w:sz w:val="28"/>
-          <w:szCs w:val="28"/>
-          <w:lang w:val="uk-UA"/>
-        </w:rPr>
-        <w:t xml:space="preserve"> для введення даних і роботи зі </w:t>
+        <w:t xml:space="preserve"> стандартні класи бібліотеки Java для введення даних і роботи зі </w:t>
       </w:r>
       <w:r>
         <w:rPr>
@@ -10198,6 +9970,7 @@
   <w:style w:type="character" w:default="1" w:styleId="a0">
     <w:name w:val="Default Paragraph Font"/>
     <w:uiPriority w:val="1"/>
+    <w:semiHidden/>
     <w:unhideWhenUsed/>
   </w:style>
   <w:style w:type="table" w:default="1" w:styleId="a1">
@@ -10522,6 +10295,18 @@
       <w:u w:val="single"/>
     </w:rPr>
   </w:style>
+  <w:style w:type="character" w:styleId="af">
+    <w:name w:val="Unresolved Mention"/>
+    <w:basedOn w:val="a0"/>
+    <w:uiPriority w:val="99"/>
+    <w:semiHidden/>
+    <w:unhideWhenUsed/>
+    <w:rsid w:val="005832E2"/>
+    <w:rPr>
+      <w:color w:val="605E5C"/>
+      <w:shd w:val="clear" w:color="auto" w:fill="E1DFDD"/>
+    </w:rPr>
+  </w:style>
 </w:styles>
 </file>
 
